--- a/roteiros/marilyn-monroe/MarilynMonroe_Parte3.docx
+++ b/roteiros/marilyn-monroe/MarilynMonroe_Parte3.docx
@@ -55,7 +55,15 @@
         <w:rPr>
           <w:color w:val="000000"/>
         </w:rPr>
-        <w:t>Hefner pediu demissão e decidiu lançar a própria revista. Uma revista masculina, mais ousada do que tudo o que existia nas bancas. O primeiro nome escolhido foi "Stag Party". Uma empresa com nome parecido reclamou, e ele trocou.</w:t>
+        <w:t>Tinha vinte e cinco anos e uma esposa grávida em casa. Mesmo assim, Hefner saiu da Esquire e ficou sem salário.</w:t>
+      </w:r>
+    </w:p>
+    <w:p>
+      <w:r>
+        <w:rPr>
+          <w:color w:val="000000"/>
+        </w:rPr>
+        <w:t>Decidiu lançar a própria revista. Uma revista masculina, mais ousada do que tudo o que existia nas bancas. O primeiro nome escolhido foi "Stag Party". Uma empresa com nome parecido reclamou, e ele trocou.</w:t>
       </w:r>
     </w:p>
     <w:p>

--- a/roteiros/marilyn-monroe/MarilynMonroe_Parte3.docx
+++ b/roteiros/marilyn-monroe/MarilynMonroe_Parte3.docx
@@ -39,7 +39,7 @@
         <w:rPr>
           <w:color w:val="000000"/>
         </w:rPr>
-        <w:t>Serviu no exército durante a guerra e depois estudou psicologia na universidade. Casou-se cedo, com uma colega de faculdade. Sonhava ser cartunista e chegou a publicar um livro de desenhos sobre Chicago, que quase ninguém comprou. Em mil novecentos e cinquenta e dois, trabalhava escrevendo textos de promoção para a revista Esquire, em Nova York e Chicago.</w:t>
+        <w:t>Serviu no exército durante a guerra e depois estudou psicologia na universidade. Casou-se cedo, com uma namorada dos tempos de escola. Sonhava ser cartunista e chegou a publicar um livro de desenhos sobre Chicago, que quase ninguém comprou. Em mil novecentos e cinquenta e um, trabalhava em Chicago escrevendo textos de promoção para a revista Esquire.</w:t>
       </w:r>
     </w:p>
     <w:p>
@@ -55,7 +55,7 @@
         <w:rPr>
           <w:color w:val="000000"/>
         </w:rPr>
-        <w:t>Tinha vinte e cinco anos e uma esposa grávida em casa. Mesmo assim, Hefner saiu da Esquire e ficou sem salário.</w:t>
+        <w:t>Tinha vinte e cinco anos e uma esposa em casa. Mesmo assim, Hefner saiu da Esquire.</w:t>
       </w:r>
     </w:p>
     <w:p>
@@ -175,7 +175,7 @@
         <w:rPr>
           <w:color w:val="C00000"/>
         </w:rPr>
-        <w:t>E o que Hefner fez com o nome de Marilyn não parou aí. Décadas depois, quando ela já estava morta, ele ia voltar a lucrar com ela de um jeito que muita gente considera ainda mais repugnante. Mas, naquele momento, Marilyn tinha outro problema. Estava prestes a se casar.</w:t>
+        <w:t>E o que Hefner fez com o nome de Marilyn não parou aí. Décadas depois, quando ela já estava morta, ele ia tomar uma decisão envolvendo Marilyn que muita gente considera ainda mais repugnante. Mas, naquele momento, Marilyn tinha outro problema. Estava prestes a se casar.</w:t>
       </w:r>
     </w:p>
     <w:p>
@@ -647,7 +647,7 @@
         <w:rPr>
           <w:color w:val="1F4EB4"/>
         </w:rPr>
-        <w:t>Marilyn pegou uma cadeira e quebrou o vidro da porta. Segundo ela mesma contou depois, só fez isso para chamar atenção e conseguir ajuda.</w:t>
+        <w:t>Marilyn pegou uma cadeira e quebrou o vidro da porta. Numa carta escrita dias depois, ela explicou o gesto com uma frase: "Se vocês vão me tratar como louca, eu vou agir como louca."</w:t>
       </w:r>
     </w:p>
     <w:p>

--- a/roteiros/marilyn-monroe/MarilynMonroe_Parte3.docx
+++ b/roteiros/marilyn-monroe/MarilynMonroe_Parte3.docx
@@ -215,7 +215,7 @@
         <w:rPr>
           <w:color w:val="000000"/>
         </w:rPr>
-        <w:t>Em quatro dias, fez dez apresentações. Cantou no frio, com um vestido de alças, diante de mais de cem mil soldados.</w:t>
+        <w:t>Em quatro dias, fez dez apresentações. Cantou no frio, com um vestido de alças, diante de mais de cem mil soldados. Voltou com uma infecção nos pulmões.</w:t>
       </w:r>
     </w:p>
     <w:p>
@@ -247,7 +247,7 @@
         <w:rPr>
           <w:color w:val="C00000"/>
         </w:rPr>
-        <w:t>Guarde esse ciúme na sua cabeça. Porque, oito meses depois do casamento, numa madrugada em Nova York, Marilyn ia gravar a cena mais famosa da carreira dela. E DiMaggio estava na calçada, assistindo.</w:t>
+        <w:t>Oito meses depois do casamento, numa madrugada em Nova York, Marilyn ia gravar a cena mais famosa da carreira dela. E DiMaggio estava na calçada, assistindo.</w:t>
       </w:r>
     </w:p>
     <w:p>
@@ -511,7 +511,7 @@
         <w:rPr>
           <w:color w:val="000000"/>
         </w:rPr>
-        <w:t>Poucas semanas depois do casamento, a mulher mais desejada do mundo tinha lido, na letra do marido, que ele se envergonhava dela.</w:t>
+        <w:t>Poucas semanas depois do casamento, a atriz mais famosa do planeta tinha lido, na letra do marido, que ele se envergonhava dela.</w:t>
       </w:r>
     </w:p>
     <w:p>
@@ -527,7 +527,31 @@
         <w:rPr>
           <w:color w:val="000000"/>
         </w:rPr>
-        <w:t>Em agosto de mil novecentos e cinquenta e sete, Marilyn teve uma gravidez fora do útero e precisou passar por uma cirurgia de emergência. No fim de mil novecentos e cinquenta e oito, depois de filmar "Quanto Mais Quente Melhor", perdeu outro bebê.</w:t>
+        <w:t>Em agosto de mil novecentos e cinquenta e sete, Marilyn teve uma gravidez fora do útero e precisou passar por uma cirurgia de emergência.</w:t>
+      </w:r>
+    </w:p>
+    <w:p>
+      <w:r>
+        <w:rPr>
+          <w:color w:val="000000"/>
+        </w:rPr>
+        <w:t>No ano seguinte, filmou "Quanto Mais Quente Melhor", com Tony Curtis e Jack Lemmon. O filme virou um clássico. As filmagens viraram um pesadelo. Segundo o diretor Billy Wilder, ela precisou de dezenas de tentativas para acertar uma fala curta, que só dizia que era ela quem estava chegando.</w:t>
+      </w:r>
+    </w:p>
+    <w:p>
+      <w:r>
+        <w:rPr>
+          <w:color w:val="000000"/>
+        </w:rPr>
+        <w:t>Tony Curtis, cansado das repetições, soltou uma frase cruel diante de jornalistas. Disse que beijar Marilyn era como beijar Hitler. Anos depois, alegou que tinha sido uma piada.</w:t>
+      </w:r>
+    </w:p>
+    <w:p>
+      <w:r>
+        <w:rPr>
+          <w:color w:val="000000"/>
+        </w:rPr>
+        <w:t>No fim de mil novecentos e cinquenta e oito, logo depois das filmagens, Marilyn perdeu outro bebê.</w:t>
       </w:r>
     </w:p>
     <w:p>
@@ -536,6 +560,14 @@
           <w:color w:val="000000"/>
         </w:rPr>
         <w:t>Ela queria ser mãe. Nunca conseguiu.</w:t>
+      </w:r>
+    </w:p>
+    <w:p>
+      <w:r>
+        <w:rPr>
+          <w:color w:val="C00000"/>
+        </w:rPr>
+        <w:t>Enquanto os bebês não vinham, outra coisa foi tomando conta das noites dela. A mesma coisa que, anos depois, estaria ao lado da cama em Brentwood.</w:t>
       </w:r>
     </w:p>
     <w:p>
@@ -560,6 +592,30 @@
           <w:color w:val="000000"/>
         </w:rPr>
         <w:t>No meio das filmagens, ela foi levada às pressas para um hospital em Los Angeles. A versão oficial falou em esgotamento. Passou cerca de dez dias internada.</w:t>
+      </w:r>
+    </w:p>
+    <w:p>
+      <w:r>
+        <w:rPr>
+          <w:color w:val="000000"/>
+        </w:rPr>
+        <w:t>O parceiro de cena era Clark Gable, o ídolo da infância dela. Quando menina, no orfanato, Marilyn chegou a fingir que ele era o pai dela.</w:t>
+      </w:r>
+    </w:p>
+    <w:p>
+      <w:r>
+        <w:rPr>
+          <w:color w:val="000000"/>
+        </w:rPr>
+        <w:t>Gable passou meses esperando por ela no calor do deserto de Nevada. Dias depois do fim das filmagens, sofreu um ataque cardíaco. Morreu em novembro de mil novecentos e sessenta.</w:t>
+      </w:r>
+    </w:p>
+    <w:p>
+      <w:r>
+        <w:rPr>
+          <w:color w:val="000000"/>
+        </w:rPr>
+        <w:t>Segundo biógrafos, Marilyn se culpou pela morte dele pelo resto da vida.</w:t>
       </w:r>
     </w:p>
     <w:p>

--- a/roteiros/marilyn-monroe/MarilynMonroe_Parte3.docx
+++ b/roteiros/marilyn-monroe/MarilynMonroe_Parte3.docx
@@ -407,7 +407,7 @@
         <w:rPr>
           <w:color w:val="000000"/>
         </w:rPr>
-        <w:t>O caso ficou conhecido como "a invasão da porta errada". A mulher processou os envolvidos e fechou um acordo.</w:t>
+        <w:t>O caso ficou conhecido como "a invasão da porta errada". DiMaggio e Sinatra sempre negaram ter entrado no apartamento. Disseram que ficaram esperando do lado de fora. A mulher processou os envolvidos e fechou um acordo.</w:t>
       </w:r>
     </w:p>
     <w:p>
